--- a/zaini_case_audit_output/outputs/word/documents/164_تفاصيل التقديم ـ موقع توارد.docx
+++ b/zaini_case_audit_output/outputs/word/documents/164_تفاصيل التقديم ـ موقع توارد.docx
@@ -78,7 +78,7 @@
           <w:b w:val="0"/>
           <w:i w:val="0"/>
         </w:rPr>
-        <w:t>ىوكشلا ليصافت</w:t>
+        <w:t>تفاصيل الشكوى</w:t>
       </w:r>
     </w:p>
     <w:p>
@@ -130,7 +130,7 @@
           <w:b w:val="0"/>
           <w:i w:val="0"/>
         </w:rPr>
-        <w:t>1/2 0=Msg&amp;\9f052732-519d-4922-89bf-db7852e863ac=ItemID?https://tawasol.royalcourt.gov.sa/User/Requests/ComplaintRequestDetails.aspx</w:t>
+        <w:t>https://tawasol.royalcourt.gov.sa/User/Requests/ComplaintRequestDetails.aspx?ItemID=9f052732-519d-4922-89bf-db7852e863ac\&amp;Msg=0 1/2</w:t>
       </w:r>
     </w:p>
     <w:p>
@@ -364,7 +364,7 @@
           <w:b w:val="0"/>
           <w:i w:val="0"/>
         </w:rPr>
-        <w:t>2/2 0=Msg&amp;\9f052732-519d-4922-89bf-db7852e863ac=ItemID?https://tawasol.royalcourt.gov.sa/User/Requests/ComplaintRequestDetails.aspx</w:t>
+        <w:t>https://tawasol.royalcourt.gov.sa/User/Requests/ComplaintRequestDetails.aspx?ItemID=9f052732-519d-4922-89bf-db7852e863ac\&amp;Msg=0 2/2</w:t>
       </w:r>
     </w:p>
     <w:p>
@@ -383,13 +383,13 @@
         <w:br/>
         <w:t>&lt;https://tawasol.royalcourt.gov.sa/&gt;</w:t>
         <w:br/>
-        <w:t>&lt;('','ctl00$lsLogoutEndUser$lvMaster$ctl00')javascript:__doPostBack&gt;</w:t>
+        <w:t>&lt;javascript:__doPostBack('ctl00$lvMaster$lsLogoutEndUser$ctl00','')&gt;</w:t>
         <w:br/>
         <w:t>&lt;https://tawasol.royalcourt.gov.sa/&gt;</w:t>
         <w:br/>
-        <w:t>&lt;&amp;904fc21e-f3b5-4ae3-921d-298ff8e569ee=ItemID&amp;att=op?https://tawasol.royalcourt.gov.sa/Handlers/RoyalCourtHandler.ashx&gt;</w:t>
+        <w:t>&lt;https://tawasol.royalcourt.gov.sa/Handlers/RoyalCourtHandler.ashx?op=att&amp;ItemID=904fc21e-f3b5-4ae3-921d-298ff8e569ee&amp;&gt;</w:t>
         <w:br/>
-        <w:t>&lt;&amp;904fc21e-f3b5-4ae3-921d-298ff8e569ee=ItemID&amp;inlineatt=op?https://tawasol.royalcourt.gov.sa/Handlers/RoyalCourtHandler.ashx&gt;</w:t>
+        <w:t>&lt;https://tawasol.royalcourt.gov.sa/Handlers/RoyalCourtHandler.ashx?op=inlineatt&amp;ItemID=904fc21e-f3b5-4ae3-921d-298ff8e569ee&amp;&gt;</w:t>
         <w:br/>
         <w:t>&lt;https://tawasol.royalcourt.gov.sa/PrivacyPolicy.aspx&gt;</w:t>
         <w:br/>

--- a/zaini_case_audit_output/outputs/word/documents/164_تفاصيل التقديم ـ موقع توارد.docx
+++ b/zaini_case_audit_output/outputs/word/documents/164_تفاصيل التقديم ـ موقع توارد.docx
@@ -91,7 +91,7 @@
           <w:b w:val="0"/>
           <w:i w:val="0"/>
         </w:rPr>
-        <w:t>تفاصیل الشكوى PM 11:02 ,5/24/24</w:t>
+        <w:t>5/24/24, 11:02 PM ىوكشلا لیصافت</w:t>
       </w:r>
     </w:p>
     <w:p>
@@ -104,7 +104,7 @@
           <w:b w:val="0"/>
           <w:i w:val="0"/>
         </w:rPr>
-        <w:t>أهال بك أسامه بن احمد بن عباس زيني | خروج</w:t>
+        <w:t>جورخ | ينيز سابع نب دمحا نب هماسأ كب لاهأ</w:t>
       </w:r>
     </w:p>
     <w:p>
@@ -143,7 +143,7 @@
           <w:b w:val="0"/>
           <w:i w:val="0"/>
         </w:rPr>
-        <w:t>» تواصل » تفاصيل الشكوى</w:t>
+        <w:t>ىوكشلا ليصافت « لصاوت «</w:t>
       </w:r>
     </w:p>
     <w:p>
@@ -156,7 +156,7 @@
           <w:b w:val="0"/>
           <w:i w:val="0"/>
         </w:rPr>
-        <w:t>المعلومات الشخصية حالة حالة الشكوى الشكوى الحالية الحالية هي هي : : جديد جديد</w:t>
+        <w:t>ديدج ديدج : : يه يه ةيلاحلا ةيلاحلا ىوكشلا ىوكشلا ةلاح ةلاح ةيصخشلا تامولعملا</w:t>
       </w:r>
     </w:p>
     <w:p>
@@ -169,7 +169,7 @@
           <w:b w:val="0"/>
           <w:i w:val="0"/>
         </w:rPr>
-        <w:t>تفاصيل الشكوى رقم الهوية: 1008017301 البريد اإللكتروني: ossama.zainy@ozco.com االسم الكامل: أسامه بن احمد بن عباس زيني الجوال: 0556355663</w:t>
+        <w:t>0556355663 :لاوجلا ينيز سابع نب دمحا نب هماسأ :لماكلا مسلاا ossama.zainy@ozco.com :ينورتكللإا ديربلا 1008017301 :ةيوهلا مقر ىوكشلا ليصافت</w:t>
       </w:r>
     </w:p>
     <w:p>
@@ -182,7 +182,7 @@
           <w:b w:val="0"/>
           <w:i w:val="0"/>
         </w:rPr>
-        <w:t>حالة الشكوى : جديد</w:t>
+        <w:t>ديدج : ىوكشلا ةلاح</w:t>
       </w:r>
     </w:p>
     <w:p>
@@ -208,7 +208,7 @@
           <w:b w:val="0"/>
           <w:i w:val="0"/>
         </w:rPr>
-        <w:t>تاريخ الشكوى : 16 - ذو القعدة - 1445</w:t>
+        <w:t>1445 - ةدعقلا وذ - 16 : ىوكشلا خيرات</w:t>
       </w:r>
     </w:p>
     <w:p>
@@ -247,7 +247,7 @@
           <w:b w:val="0"/>
           <w:i w:val="0"/>
         </w:rPr>
-        <w:t>تفاصيل الشكوى :</w:t>
+        <w:t>: ىوكشلا ليصافت</w:t>
       </w:r>
     </w:p>
     <w:p>
@@ -260,7 +260,7 @@
           <w:b w:val="0"/>
           <w:i w:val="0"/>
         </w:rPr>
-        <w:t>تفاصیل الشكوى PM 11:02 ,5/24/24</w:t>
+        <w:t>5/24/24, 11:02 PM ىوكشلا لیصافت</w:t>
       </w:r>
     </w:p>
     <w:p>
@@ -273,7 +273,7 @@
           <w:b w:val="0"/>
           <w:i w:val="0"/>
         </w:rPr>
-        <w:t>تفاصيل الشكوى</w:t>
+        <w:t>ىوكشلا ليصافت</w:t>
       </w:r>
     </w:p>
     <w:p>
@@ -312,7 +312,7 @@
           <w:b w:val="0"/>
           <w:i w:val="0"/>
         </w:rPr>
-        <w:t>عودة عودة</w:t>
+        <w:t>ةدوع ةدوع</w:t>
       </w:r>
     </w:p>
     <w:p>
@@ -325,7 +325,7 @@
           <w:b w:val="0"/>
           <w:i w:val="0"/>
         </w:rPr>
-        <w:t>جميع الحقوق الفكرية والملكية محفوظة للديوان الملكي للمملكة العربية السعودية © 1445 - سياسة</w:t>
+        <w:t>ةسايس - 1445 © ةيدوعسلا ةيبرعلا ةكلمملل يكلملا ناويدلل ةظوفحم ةيكلملاو ةيركفلا قوقحلا عيمج</w:t>
       </w:r>
     </w:p>
     <w:p>
@@ -338,7 +338,7 @@
           <w:b w:val="0"/>
           <w:i w:val="0"/>
         </w:rPr>
-        <w:t>الخصوصية واالستخدام</w:t>
+        <w:t>مادختسلااو ةيصوصخلا</w:t>
       </w:r>
     </w:p>
     <w:p>
@@ -351,7 +351,7 @@
           <w:b w:val="0"/>
           <w:i w:val="0"/>
         </w:rPr>
-        <w:t>اتصل بنا</w:t>
+        <w:t>انب لصتا</w:t>
       </w:r>
     </w:p>
     <w:p>

--- a/zaini_case_audit_output/outputs/word/documents/164_تفاصيل التقديم ـ موقع توارد.docx
+++ b/zaini_case_audit_output/outputs/word/documents/164_تفاصيل التقديم ـ موقع توارد.docx
@@ -156,7 +156,7 @@
           <w:b w:val="0"/>
           <w:i w:val="0"/>
         </w:rPr>
-        <w:t>ديدج ديدج : : يه يه ةيلاحلا ةيلاحلا ىوكشلا ىوكشلا ةلاح ةلاح ةيصخشلا تامولعملا</w:t>
+        <w:t>ديدج : : يه يه ةيلاحلا ىوكشلا ةلاح ةيصخشلا تامولعملا</w:t>
       </w:r>
     </w:p>
     <w:p>
@@ -312,7 +312,7 @@
           <w:b w:val="0"/>
           <w:i w:val="0"/>
         </w:rPr>
-        <w:t>ةدوع ةدوع</w:t>
+        <w:t>ةدوع</w:t>
       </w:r>
     </w:p>
     <w:p>

--- a/zaini_case_audit_output/outputs/word/documents/164_تفاصيل التقديم ـ موقع توارد.docx
+++ b/zaini_case_audit_output/outputs/word/documents/164_تفاصيل التقديم ـ موقع توارد.docx
@@ -91,7 +91,7 @@
           <w:b w:val="0"/>
           <w:i w:val="0"/>
         </w:rPr>
-        <w:t>5/24/24, 11:02 PM ىوكشلا لیصافت</w:t>
+        <w:t>تفاصیل الشكوى PM 11:02 ,5/24/24</w:t>
       </w:r>
     </w:p>
     <w:p>
@@ -143,7 +143,7 @@
           <w:b w:val="0"/>
           <w:i w:val="0"/>
         </w:rPr>
-        <w:t>ىوكشلا ليصافت « لصاوت «</w:t>
+        <w:t>» تواصل » تفاصيل الشكوى</w:t>
       </w:r>
     </w:p>
     <w:p>
@@ -208,7 +208,7 @@
           <w:b w:val="0"/>
           <w:i w:val="0"/>
         </w:rPr>
-        <w:t>1445 - ةدعقلا وذ - 16 : ىوكشلا خيرات</w:t>
+        <w:t>تاريخ الشكوى : 16 - ذو القعدة - 1445</w:t>
       </w:r>
     </w:p>
     <w:p>
@@ -247,7 +247,7 @@
           <w:b w:val="0"/>
           <w:i w:val="0"/>
         </w:rPr>
-        <w:t>: ىوكشلا ليصافت</w:t>
+        <w:t>تفاصيل الشكوى :</w:t>
       </w:r>
     </w:p>
     <w:p>
@@ -260,7 +260,7 @@
           <w:b w:val="0"/>
           <w:i w:val="0"/>
         </w:rPr>
-        <w:t>5/24/24, 11:02 PM ىوكشلا لیصافت</w:t>
+        <w:t>تفاصیل الشكوى PM 11:02 ,5/24/24</w:t>
       </w:r>
     </w:p>
     <w:p>
@@ -273,7 +273,7 @@
           <w:b w:val="0"/>
           <w:i w:val="0"/>
         </w:rPr>
-        <w:t>ىوكشلا ليصافت</w:t>
+        <w:t>تفاصيل الشكوى</w:t>
       </w:r>
     </w:p>
     <w:p>

--- a/zaini_case_audit_output/outputs/word/documents/164_تفاصيل التقديم ـ موقع توارد.docx
+++ b/zaini_case_audit_output/outputs/word/documents/164_تفاصيل التقديم ـ موقع توارد.docx
@@ -104,7 +104,7 @@
           <w:b w:val="0"/>
           <w:i w:val="0"/>
         </w:rPr>
-        <w:t>جورخ | ينيز سابع نب دمحا نب هماسأ كب لاهأ</w:t>
+        <w:t>أهال بك أسامه بن احمد بن عباس زيني | خروج</w:t>
       </w:r>
     </w:p>
     <w:p>
@@ -156,7 +156,7 @@
           <w:b w:val="0"/>
           <w:i w:val="0"/>
         </w:rPr>
-        <w:t>ديدج : : يه يه ةيلاحلا ىوكشلا ةلاح ةيصخشلا تامولعملا</w:t>
+        <w:t>المعلومات الشخصية حالة الشكوى الحالية هي هي : : جديد</w:t>
       </w:r>
     </w:p>
     <w:p>
@@ -169,7 +169,7 @@
           <w:b w:val="0"/>
           <w:i w:val="0"/>
         </w:rPr>
-        <w:t>0556355663 :لاوجلا ينيز سابع نب دمحا نب هماسأ :لماكلا مسلاا ossama.zainy@ozco.com :ينورتكللإا ديربلا 1008017301 :ةيوهلا مقر ىوكشلا ليصافت</w:t>
+        <w:t>تفاصيل الشكوى رقم الهوية: 1008017301 البريد اإللكتروني: ossama.zainy@ozco.com االسم الكامل: أسامه بن احمد بن عباس زيني الجوال: 0556355663</w:t>
       </w:r>
     </w:p>
     <w:p>
@@ -182,7 +182,7 @@
           <w:b w:val="0"/>
           <w:i w:val="0"/>
         </w:rPr>
-        <w:t>ديدج : ىوكشلا ةلاح</w:t>
+        <w:t>حالة الشكوى : جديد</w:t>
       </w:r>
     </w:p>
     <w:p>
@@ -325,7 +325,7 @@
           <w:b w:val="0"/>
           <w:i w:val="0"/>
         </w:rPr>
-        <w:t>ةسايس - 1445 © ةيدوعسلا ةيبرعلا ةكلمملل يكلملا ناويدلل ةظوفحم ةيكلملاو ةيركفلا قوقحلا عيمج</w:t>
+        <w:t>جميع الحقوق الفكرية والملكية محفوظة للديوان الملكي للمملكة العربية السعودية © 1445 - سياسة</w:t>
       </w:r>
     </w:p>
     <w:p>
